--- a/p4-k2-verkooptraject/downloads/bijlagen/Bijlage 1 CRM-systeem TrueCacao.docx
+++ b/p4-k2-verkooptraject/downloads/bijlagen/Bijlage 1 CRM-systeem TrueCacao.docx
@@ -81,6 +81,31 @@
               <w:rPr>
                 <w:b/>
               </w:rPr>
+              <w:t>Adres</w:t>
+            </w:r>
+          </w:p>
+        </w:tc>
+        <w:tc>
+          <w:tcPr>
+            <w:tcW w:type="dxa" w:w="4968"/>
+          </w:tcPr>
+          <w:p>
+            <w:r>
+              <w:t>Ganzenmarkt 14, 3512 GD Utrecht</w:t>
+            </w:r>
+          </w:p>
+        </w:tc>
+      </w:tr>
+      <w:tr>
+        <w:tc>
+          <w:tcPr>
+            <w:tcW w:type="dxa" w:w="4968"/>
+          </w:tcPr>
+          <w:p>
+            <w:r>
+              <w:rPr>
+                <w:b/>
+              </w:rPr>
               <w:t>Contactpersoon</w:t>
             </w:r>
           </w:p>
@@ -131,7 +156,7 @@
               <w:rPr>
                 <w:b/>
               </w:rPr>
-              <w:t>Klantfase</w:t>
+              <w:t>Signaal uit eerste contact</w:t>
             </w:r>
           </w:p>
         </w:tc>
@@ -141,7 +166,7 @@
           </w:tcPr>
           <w:p>
             <w:r>
-              <w:t>Orientatie na eerste informatieaanvraag</w:t>
+              <w:t>De klant heeft zelf informatie aangevraagd en wil een passend voorstel ontvangen.</w:t>
             </w:r>
           </w:p>
         </w:tc>
@@ -231,7 +256,122 @@
               <w:rPr>
                 <w:b/>
               </w:rPr>
-              <w:t>Open veld verkoopdoel</w:t>
+              <w:t>Fase customer journey + toelichting</w:t>
+            </w:r>
+          </w:p>
+        </w:tc>
+        <w:tc>
+          <w:tcPr>
+            <w:tcW w:type="dxa" w:w="4968"/>
+          </w:tcPr>
+          <w:p>
+            <w:r/>
+          </w:p>
+        </w:tc>
+      </w:tr>
+      <w:tr>
+        <w:tc>
+          <w:tcPr>
+            <w:tcW w:type="dxa" w:w="4968"/>
+          </w:tcPr>
+          <w:p>
+            <w:r>
+              <w:rPr>
+                <w:b/>
+              </w:rPr>
+              <w:t>Verkoopkansen</w:t>
+            </w:r>
+          </w:p>
+        </w:tc>
+        <w:tc>
+          <w:tcPr>
+            <w:tcW w:type="dxa" w:w="4968"/>
+          </w:tcPr>
+          <w:p>
+            <w:r/>
+          </w:p>
+        </w:tc>
+      </w:tr>
+      <w:tr>
+        <w:tc>
+          <w:tcPr>
+            <w:tcW w:type="dxa" w:w="4968"/>
+          </w:tcPr>
+          <w:p>
+            <w:r>
+              <w:rPr>
+                <w:b/>
+              </w:rPr>
+              <w:t>SMART-verkoopdoel</w:t>
+            </w:r>
+          </w:p>
+        </w:tc>
+        <w:tc>
+          <w:tcPr>
+            <w:tcW w:type="dxa" w:w="4968"/>
+          </w:tcPr>
+          <w:p>
+            <w:r/>
+          </w:p>
+        </w:tc>
+      </w:tr>
+      <w:tr>
+        <w:tc>
+          <w:tcPr>
+            <w:tcW w:type="dxa" w:w="4968"/>
+          </w:tcPr>
+          <w:p>
+            <w:r>
+              <w:rPr>
+                <w:b/>
+              </w:rPr>
+              <w:t>Onderbouwing contactvorm</w:t>
+            </w:r>
+          </w:p>
+        </w:tc>
+        <w:tc>
+          <w:tcPr>
+            <w:tcW w:type="dxa" w:w="4968"/>
+          </w:tcPr>
+          <w:p>
+            <w:r/>
+          </w:p>
+        </w:tc>
+      </w:tr>
+      <w:tr>
+        <w:tc>
+          <w:tcPr>
+            <w:tcW w:type="dxa" w:w="4968"/>
+          </w:tcPr>
+          <w:p>
+            <w:r>
+              <w:rPr>
+                <w:b/>
+              </w:rPr>
+              <w:t>Doel contactmoment 2</w:t>
+            </w:r>
+          </w:p>
+        </w:tc>
+        <w:tc>
+          <w:tcPr>
+            <w:tcW w:type="dxa" w:w="4968"/>
+          </w:tcPr>
+          <w:p>
+            <w:r/>
+          </w:p>
+        </w:tc>
+      </w:tr>
+      <w:tr>
+        <w:tc>
+          <w:tcPr>
+            <w:tcW w:type="dxa" w:w="4968"/>
+          </w:tcPr>
+          <w:p>
+            <w:r>
+              <w:rPr>
+                <w:b/>
+              </w:rPr>
+              <w:t>Aanbod/voorstel voor de klant</w:t>
             </w:r>
           </w:p>
         </w:tc>
@@ -485,6 +625,31 @@
               <w:rPr>
                 <w:b/>
               </w:rPr>
+              <w:t>Adres</w:t>
+            </w:r>
+          </w:p>
+        </w:tc>
+        <w:tc>
+          <w:tcPr>
+            <w:tcW w:type="dxa" w:w="4968"/>
+          </w:tcPr>
+          <w:p>
+            <w:r>
+              <w:t>Campusplein 7, 2333 AA Leiden</w:t>
+            </w:r>
+          </w:p>
+        </w:tc>
+      </w:tr>
+      <w:tr>
+        <w:tc>
+          <w:tcPr>
+            <w:tcW w:type="dxa" w:w="4968"/>
+          </w:tcPr>
+          <w:p>
+            <w:r>
+              <w:rPr>
+                <w:b/>
+              </w:rPr>
               <w:t>Contactpersoon</w:t>
             </w:r>
           </w:p>
@@ -647,6 +812,75 @@
             <w:r>
               <w:t>Klantgesprek met advies over assortiment en pilotlocaties</w:t>
             </w:r>
+          </w:p>
+        </w:tc>
+      </w:tr>
+      <w:tr>
+        <w:tc>
+          <w:tcPr>
+            <w:tcW w:type="dxa" w:w="4968"/>
+          </w:tcPr>
+          <w:p>
+            <w:r>
+              <w:rPr>
+                <w:b/>
+              </w:rPr>
+              <w:t>Koopmotieven en weerstandssignalen uit gesprek</w:t>
+            </w:r>
+          </w:p>
+        </w:tc>
+        <w:tc>
+          <w:tcPr>
+            <w:tcW w:type="dxa" w:w="4968"/>
+          </w:tcPr>
+          <w:p>
+            <w:r/>
+          </w:p>
+        </w:tc>
+      </w:tr>
+      <w:tr>
+        <w:tc>
+          <w:tcPr>
+            <w:tcW w:type="dxa" w:w="4968"/>
+          </w:tcPr>
+          <w:p>
+            <w:r>
+              <w:rPr>
+                <w:b/>
+              </w:rPr>
+              <w:t>Besproken prijs en voorwaarden</w:t>
+            </w:r>
+          </w:p>
+        </w:tc>
+        <w:tc>
+          <w:tcPr>
+            <w:tcW w:type="dxa" w:w="4968"/>
+          </w:tcPr>
+          <w:p>
+            <w:r/>
+          </w:p>
+        </w:tc>
+      </w:tr>
+      <w:tr>
+        <w:tc>
+          <w:tcPr>
+            <w:tcW w:type="dxa" w:w="4968"/>
+          </w:tcPr>
+          <w:p>
+            <w:r>
+              <w:rPr>
+                <w:b/>
+              </w:rPr>
+              <w:t>Gemaakte afspraken en vervolgstap</w:t>
+            </w:r>
+          </w:p>
+        </w:tc>
+        <w:tc>
+          <w:tcPr>
+            <w:tcW w:type="dxa" w:w="4968"/>
+          </w:tcPr>
+          <w:p>
+            <w:r/>
           </w:p>
         </w:tc>
       </w:tr>
@@ -891,6 +1125,31 @@
               <w:rPr>
                 <w:b/>
               </w:rPr>
+              <w:t>Adres</w:t>
+            </w:r>
+          </w:p>
+        </w:tc>
+        <w:tc>
+          <w:tcPr>
+            <w:tcW w:type="dxa" w:w="4968"/>
+          </w:tcPr>
+          <w:p>
+            <w:r>
+              <w:t>Marktstraat 24, 3811 LM Amersfoort</w:t>
+            </w:r>
+          </w:p>
+        </w:tc>
+      </w:tr>
+      <w:tr>
+        <w:tc>
+          <w:tcPr>
+            <w:tcW w:type="dxa" w:w="4968"/>
+          </w:tcPr>
+          <w:p>
+            <w:r>
+              <w:rPr>
+                <w:b/>
+              </w:rPr>
               <w:t>Contactpersoon</w:t>
             </w:r>
           </w:p>
@@ -1041,7 +1300,7 @@
               <w:rPr>
                 <w:b/>
               </w:rPr>
-              <w:t>Open veld offertegegevens</w:t>
+              <w:t>Offertegegevens: nummer, totaal, geldigheid, levering en betaling</w:t>
             </w:r>
           </w:p>
         </w:tc>
@@ -1295,6 +1554,31 @@
               <w:rPr>
                 <w:b/>
               </w:rPr>
+              <w:t>Leveradres</w:t>
+            </w:r>
+          </w:p>
+        </w:tc>
+        <w:tc>
+          <w:tcPr>
+            <w:tcW w:type="dxa" w:w="4968"/>
+          </w:tcPr>
+          <w:p>
+            <w:r>
+              <w:t>Lindelaan 12, 2012 AB Haarlem</w:t>
+            </w:r>
+          </w:p>
+        </w:tc>
+      </w:tr>
+      <w:tr>
+        <w:tc>
+          <w:tcPr>
+            <w:tcW w:type="dxa" w:w="4968"/>
+          </w:tcPr>
+          <w:p>
+            <w:r>
+              <w:rPr>
+                <w:b/>
+              </w:rPr>
               <w:t>Contactpersoon</w:t>
             </w:r>
           </w:p>
@@ -1429,9 +1713,7 @@
             <w:tcW w:type="dxa" w:w="4968"/>
           </w:tcPr>
           <w:p>
-            <w:r>
-              <w:t>In behandeling</w:t>
-            </w:r>
+            <w:r/>
           </w:p>
         </w:tc>
       </w:tr>
@@ -1445,7 +1727,76 @@
               <w:rPr>
                 <w:b/>
               </w:rPr>
-              <w:t>Open veld orderproblemen/oplossingen</w:t>
+              <w:t>Afgesproken levertijd</w:t>
+            </w:r>
+          </w:p>
+        </w:tc>
+        <w:tc>
+          <w:tcPr>
+            <w:tcW w:type="dxa" w:w="4968"/>
+          </w:tcPr>
+          <w:p>
+            <w:r/>
+          </w:p>
+        </w:tc>
+      </w:tr>
+      <w:tr>
+        <w:tc>
+          <w:tcPr>
+            <w:tcW w:type="dxa" w:w="4968"/>
+          </w:tcPr>
+          <w:p>
+            <w:r>
+              <w:rPr>
+                <w:b/>
+              </w:rPr>
+              <w:t>Korting</w:t>
+            </w:r>
+          </w:p>
+        </w:tc>
+        <w:tc>
+          <w:tcPr>
+            <w:tcW w:type="dxa" w:w="4968"/>
+          </w:tcPr>
+          <w:p>
+            <w:r/>
+          </w:p>
+        </w:tc>
+      </w:tr>
+      <w:tr>
+        <w:tc>
+          <w:tcPr>
+            <w:tcW w:type="dxa" w:w="4968"/>
+          </w:tcPr>
+          <w:p>
+            <w:r>
+              <w:rPr>
+                <w:b/>
+              </w:rPr>
+              <w:t>Betalingsvoorwaarden</w:t>
+            </w:r>
+          </w:p>
+        </w:tc>
+        <w:tc>
+          <w:tcPr>
+            <w:tcW w:type="dxa" w:w="4968"/>
+          </w:tcPr>
+          <w:p>
+            <w:r/>
+          </w:p>
+        </w:tc>
+      </w:tr>
+      <w:tr>
+        <w:tc>
+          <w:tcPr>
+            <w:tcW w:type="dxa" w:w="4968"/>
+          </w:tcPr>
+          <w:p>
+            <w:r>
+              <w:rPr>
+                <w:b/>
+              </w:rPr>
+              <w:t>Orderproblemen, oorzaken en oplossingen</w:t>
             </w:r>
           </w:p>
         </w:tc>
